--- a/Problem_55_Network_Failure_Recovery_Report.docx
+++ b/Problem_55_Network_Failure_Recovery_Report.docx
@@ -23,7 +23,7 @@
           <w:b/>
           <w:sz w:val="30"/>
         </w:rPr>
-        <w:t>DAA Hackathon – Problem 55</w:t>
+        <w:t>DAA Hackathon - Problem 55</w:t>
       </w:r>
     </w:p>
     <w:p>
@@ -31,7 +31,7 @@
         <w:spacing w:after="100"/>
       </w:pPr>
       <w:r>
-        <w:t>Core Algorithms: Dijkstra, BFS, DFS, Connected Components</w:t>
+        <w:t>Implemented Algorithms: Dijkstra, BFS, DFS, Connected Components, Critical Connections</w:t>
       </w:r>
     </w:p>
     <w:p>
@@ -39,7 +39,7 @@
         <w:spacing w:after="100"/>
       </w:pPr>
       <w:r>
-        <w:t>Suggested Technologies: Python, React, Flask</w:t>
+        <w:t>Implemented Technologies: Python, Flask, JavaScript, React, Vite, CSS, JSON</w:t>
       </w:r>
     </w:p>
     <w:p>
@@ -56,7 +56,7 @@
         <w:spacing w:after="100"/>
       </w:pPr>
       <w:r>
-        <w:t>Network systems contain routers connected by communication links. When a router or link fails, the network may become disconnected, and users may need an alternate route. The Network Failure Recovery Simulator models routers as graph vertices and communication links as edges. The simulator allows failures to be introduced and then analyzes the resulting network.</w:t>
+        <w:t>The Network Failure Recovery Simulator is a web application for exploring how router and communication-link failures affect a network. It represents the sample topology as an undirected, weighted graph, serves graph operations through a Flask API, and presents the live network in a React dashboard with an interactive ReactFlow diagram.</w:t>
       </w:r>
     </w:p>
     <w:p>
@@ -64,7 +64,7 @@
         <w:spacing w:after="100"/>
       </w:pPr>
       <w:r>
-        <w:t>The project follows the supplied hackathon problem statement, which asks the system to simulate router or link failures and identify disconnected components, alternate routes and critical connections. The source also specifies Dijkstra, BFS, DFS and connected-component analysis as the core algorithms. fileciteturn3file1</w:t>
+        <w:t>The current dashboard lets users inspect network statistics, fail or restore routers, reset the topology, and run Dijkstra or BFS between selected routers. The backend also exposes DFS, connected-component, critical-connection, and link failure/restore endpoints. Those additional backend operations are API features and are not all exposed as dashboard controls.</w:t>
       </w:r>
     </w:p>
     <w:p>
@@ -81,7 +81,7 @@
         <w:spacing w:after="100"/>
       </w:pPr>
       <w:r>
-        <w:t>Simulate router or link failures and identify disconnected components, alternate routes and critical connections.</w:t>
+        <w:t>Given a computer network of routers and weighted communication links, simulate component failures, determine which routers remain connected, and find a usable route between selected routers when one exists.</w:t>
       </w:r>
     </w:p>
     <w:p>
@@ -99,7 +99,7 @@
         <w:spacing w:after="40"/>
       </w:pPr>
       <w:r>
-        <w:t>Represent the computer network as a graph.</w:t>
+        <w:t>Represent routers as vertices and weighted links as undirected edges in an adjacency-list graph.</w:t>
       </w:r>
     </w:p>
     <w:p>
@@ -108,7 +108,7 @@
         <w:spacing w:after="40"/>
       </w:pPr>
       <w:r>
-        <w:t>Simulate router or communication-link failures.</w:t>
+        <w:t>Simulate router and link outages and restore them without deleting the topology.</w:t>
       </w:r>
     </w:p>
     <w:p>
@@ -117,7 +117,7 @@
         <w:spacing w:after="40"/>
       </w:pPr>
       <w:r>
-        <w:t>Identify groups of routers that remain connected.</w:t>
+        <w:t>Recalculate active connected components while excluding failed routers and links.</w:t>
       </w:r>
     </w:p>
     <w:p>
@@ -126,7 +126,7 @@
         <w:spacing w:after="40"/>
       </w:pPr>
       <w:r>
-        <w:t>Find a least-cost route between two routers when a route exists.</w:t>
+        <w:t>Find a minimum-cost route with Dijkstra when link costs are non-negative.</w:t>
       </w:r>
     </w:p>
     <w:p>
@@ -135,7 +135,7 @@
         <w:spacing w:after="40"/>
       </w:pPr>
       <w:r>
-        <w:t>Use BFS and DFS to demonstrate graph traversal.</w:t>
+        <w:t>Use BFS to find a route with the fewest hops and DFS to traverse reachable routers.</w:t>
       </w:r>
     </w:p>
     <w:p>
@@ -144,7 +144,7 @@
         <w:spacing w:after="40"/>
       </w:pPr>
       <w:r>
-        <w:t>Identify critical connections whose removal can disconnect the network.</w:t>
+        <w:t>Identify critical active links whose failure increases the number of connected components.</w:t>
       </w:r>
     </w:p>
     <w:p>
@@ -153,7 +153,7 @@
         <w:spacing w:after="40"/>
       </w:pPr>
       <w:r>
-        <w:t>Present algorithm decisions and results clearly.</w:t>
+        <w:t>Visualize topology and route results in a browser-based dashboard.</w:t>
       </w:r>
     </w:p>
     <w:p>
@@ -187,7 +187,7 @@
         <w:spacing w:after="100"/>
       </w:pPr>
       <w:r>
-        <w:t>The simulator uses an undirected weighted graph. Each router is represented as a vertex. A network link is represented as an edge connecting two routers, and its numerical cost represents the connection cost. An adjacency-list representation is used because it stores only the links that actually exist.</w:t>
+        <w:t>The graph is undirected and weighted. Router records store a failed flag; each link is represented in both endpoint adjacency lists with its cost and failed flag. Graph.get_neighbors filters out failed links and failed routers, so the algorithms operate on the currently available network. The initial topology is loaded from backend/data/sample_network.json.</w:t>
       </w:r>
     </w:p>
     <w:p>
@@ -205,7 +205,7 @@
         <w:spacing w:after="40"/>
       </w:pPr>
       <w:r>
-        <w:t>Graph Manager – stores routers and links and supports link removal.</w:t>
+        <w:t>Graph model - stores router status and mirrored adjacency-list entries for links; supports router/link failure and restoration.</w:t>
       </w:r>
     </w:p>
     <w:p>
@@ -214,7 +214,7 @@
         <w:spacing w:after="40"/>
       </w:pPr>
       <w:r>
-        <w:t>Dijkstra Module – calculates the least-cost path between two routers.</w:t>
+        <w:t>Dijkstra API - returns a minimum-cost path and total cost, or indicates that no path exists.</w:t>
       </w:r>
     </w:p>
     <w:p>
@@ -223,7 +223,7 @@
         <w:spacing w:after="40"/>
       </w:pPr>
       <w:r>
-        <w:t>BFS Module – visits routers level by level.</w:t>
+        <w:t>BFS API - returns a reachable path with the minimum number of hops.</w:t>
       </w:r>
     </w:p>
     <w:p>
@@ -232,7 +232,7 @@
         <w:spacing w:after="40"/>
       </w:pPr>
       <w:r>
-        <w:t>DFS Module – explores routers deeply through the graph.</w:t>
+        <w:t>DFS API - returns the traversal order for routers reachable from a starting router.</w:t>
       </w:r>
     </w:p>
     <w:p>
@@ -241,7 +241,7 @@
         <w:spacing w:after="40"/>
       </w:pPr>
       <w:r>
-        <w:t>Connected Components Module – groups routers that remain mutually reachable.</w:t>
+        <w:t>Connected-components API - groups operational routers by reachability.</w:t>
       </w:r>
     </w:p>
     <w:p>
@@ -250,7 +250,7 @@
         <w:spacing w:after="40"/>
       </w:pPr>
       <w:r>
-        <w:t>Critical Connection Module – identifies bridge-like links.</w:t>
+        <w:t>Critical-connections API - reports active links whose simulated failure increases the component count.</w:t>
       </w:r>
     </w:p>
     <w:p>
@@ -259,7 +259,7 @@
         <w:spacing w:after="40"/>
       </w:pPr>
       <w:r>
-        <w:t>Failure Simulation Module – removes a selected link and compares network connectivity before and after failure.</w:t>
+        <w:t>Flask API and React dashboard - expose network data and controls; the UI refreshes network state after router failure, restoration, or reset.</w:t>
       </w:r>
     </w:p>
     <w:p>
@@ -276,7 +276,7 @@
         <w:spacing w:after="100"/>
       </w:pPr>
       <w:r>
-        <w:t>The prototype starts with a small demonstration network containing routers A, B, C, D, E and F. Each link has a positive cost. The user can choose a start and destination router, select a traversal method, or simulate a failed link.</w:t>
+        <w:t>The current sample contains routers R1 through R8 and 10 undirected links with positive costs. The JSON file defines the fixed starting topology. In the dashboard, users choose a start router, target router, and Dijkstra or BFS; they can also fail or restore individual routers and reset the network. Link failure/restore is available through the backend API but is not currently a dashboard control.</w:t>
       </w:r>
     </w:p>
     <w:p>
@@ -294,7 +294,7 @@
         <w:spacing w:after="40"/>
       </w:pPr>
       <w:r>
-        <w:t>Shortest route and total cost.</w:t>
+        <w:t>Current router and link status, adjacency data, component groups, and component count from GET /api/network.</w:t>
       </w:r>
     </w:p>
     <w:p>
@@ -303,7 +303,7 @@
         <w:spacing w:after="40"/>
       </w:pPr>
       <w:r>
-        <w:t>BFS traversal order.</w:t>
+        <w:t>Minimum-hop path and hop count from GET /api/bfs.</w:t>
       </w:r>
     </w:p>
     <w:p>
@@ -312,7 +312,7 @@
         <w:spacing w:after="40"/>
       </w:pPr>
       <w:r>
-        <w:t>DFS traversal order.</w:t>
+        <w:t>Reachable traversal order from GET /api/dfs.</w:t>
       </w:r>
     </w:p>
     <w:p>
@@ -321,7 +321,7 @@
         <w:spacing w:after="40"/>
       </w:pPr>
       <w:r>
-        <w:t>Connected components after failure.</w:t>
+        <w:t>Minimum-cost route and cost from GET /api/dijkstra.</w:t>
       </w:r>
     </w:p>
     <w:p>
@@ -330,7 +330,7 @@
         <w:spacing w:after="40"/>
       </w:pPr>
       <w:r>
-        <w:t>Critical connections.</w:t>
+        <w:t>Connected-component and critical-link results from their respective API endpoints.</w:t>
       </w:r>
     </w:p>
     <w:p>
@@ -339,7 +339,7 @@
         <w:spacing w:after="40"/>
       </w:pPr>
       <w:r>
-        <w:t>Before-and-after connectivity information.</w:t>
+        <w:t>Router/link failure, restoration, and network reset responses from the Flask API.</w:t>
       </w:r>
     </w:p>
     <w:p>
@@ -356,7 +356,7 @@
         <w:spacing w:after="100"/>
       </w:pPr>
       <w:r>
-        <w:t>The supplied problem statement suggests Python, React and Flask. The delivered prototype implements the algorithmic core in Python so that it can be tested immediately. A Flask/React interface can later call these functions through an API.</w:t>
+        <w:t>Backend: Python with Flask and Flask-CORS. Frontend: JavaScript using React and JSX, built with Vite. Axios sends API requests; ReactFlow renders the network graph; lucide-react supplies interface icons. CSS styles the dashboard, and JSON stores the sample topology and Vercel deployment configuration. The root vercel.json defines separate frontend and backend services.</w:t>
       </w:r>
     </w:p>
     <w:p>
@@ -390,7 +390,7 @@
         <w:spacing w:after="100"/>
       </w:pPr>
       <w:r>
-        <w:t>Dijkstra's algorithm is used to calculate a least-cost path when link costs are non-negative. The simulator maintains tentative distances, repeatedly selects the currently cheapest unexplored router and relaxes its neighboring links. A parent map is used to reconstruct the final route.</w:t>
+        <w:t>Dijkstra uses a min-heap priority queue to calculate a minimum-cost path. It repeatedly selects the lowest tentative distance and relaxes operational neighboring links, then reconstructs the route from predecessor records. The implementation expects non-negative link costs.</w:t>
       </w:r>
     </w:p>
     <w:p>
@@ -398,7 +398,7 @@
         <w:spacing w:after="100"/>
       </w:pPr>
       <w:r>
-        <w:t>For V routers and E links, the priority-queue implementation has approximately O((V + E) log V) running time.</w:t>
+        <w:t>With a binary heap and adjacency lists, the expected time complexity is O((V + E) log V), where V is the number of routers and E is the number of links.</w:t>
       </w:r>
     </w:p>
     <w:p>
@@ -415,7 +415,7 @@
         <w:spacing w:after="100"/>
       </w:pPr>
       <w:r>
-        <w:t>BFS explores the graph level by level. It uses a queue and a visited set. It is useful for reachability, minimum-hop analysis in an unweighted model and component discovery. In this project it helps verify which routers can still be reached after a failure.</w:t>
+        <w:t>BFS explores the operational graph level by level using a queue. With unit edge traversal, it returns a path with the fewest links (hops); it does not optimize weighted cost. The API returns both the path and hop count.</w:t>
       </w:r>
     </w:p>
     <w:p>
@@ -440,7 +440,7 @@
         <w:spacing w:after="100"/>
       </w:pPr>
       <w:r>
-        <w:t>DFS explores as deeply as possible before returning to an earlier router. It uses recursion in the supplied implementation and a visited set to prevent repeated visits. DFS is useful for structural analysis and component discovery.</w:t>
+        <w:t>DFS explores as far as possible along each branch before backtracking. It uses a visited set and returns the reachable traversal order. DFS is exposed by the backend API and the backend demonstration script; the current dashboard algorithm selector offers BFS and Dijkstra.</w:t>
       </w:r>
     </w:p>
     <w:p>
@@ -465,7 +465,7 @@
         <w:spacing w:after="100"/>
       </w:pPr>
       <w:r>
-        <w:t>Connected-component analysis repeatedly starts a traversal from an unvisited router. Every router reached by that traversal belongs to the same component. After a link failure, an increase in the number of components indicates that connectivity has been lost.</w:t>
+        <w:t>Connected-components analysis starts a traversal at each operational router not yet visited. Failed routers are omitted, and failed links are excluded through the graph neighbor lookup. The network endpoint returns both the components and their count.</w:t>
       </w:r>
     </w:p>
     <w:p>
@@ -490,7 +490,7 @@
         <w:spacing w:after="100"/>
       </w:pPr>
       <w:r>
-        <w:t>The implementation also uses DFS discovery and low-link values to identify bridge-like links. A critical connection is a link whose removal increases the number of connected components in the modeled network.</w:t>
+        <w:t>Critical connections are found by temporarily marking each operational link as failed, recalculating connected components, and restoring the link. A link is reported when its removal increases the component count. This implementation is a repeated connectivity check, not the linear-time Tarjan low-link algorithm; its approximate time complexity is O(E(V + E)).</w:t>
       </w:r>
     </w:p>
     <w:p>
@@ -525,7 +525,7 @@
         <w:spacing w:after="40"/>
       </w:pPr>
       <w:r>
-        <w:t>Create the initial weighted network graph.</w:t>
+        <w:t>Load the initial graph from backend/data/sample_network.json when the Flask app starts.</w:t>
       </w:r>
     </w:p>
     <w:p>
@@ -534,7 +534,7 @@
         <w:spacing w:after="40"/>
       </w:pPr>
       <w:r>
-        <w:t>Display an interactive menu.</w:t>
+        <w:t>The React app requests the current topology from GET /api/network.</w:t>
       </w:r>
     </w:p>
     <w:p>
@@ -543,7 +543,7 @@
         <w:spacing w:after="40"/>
       </w:pPr>
       <w:r>
-        <w:t>Accept the user's requested operation.</w:t>
+        <w:t>The user selects source, destination, and BFS or Dijkstra, or uses router failure/restore controls.</w:t>
       </w:r>
     </w:p>
     <w:p>
@@ -552,7 +552,7 @@
         <w:spacing w:after="40"/>
       </w:pPr>
       <w:r>
-        <w:t>Run the selected graph algorithm.</w:t>
+        <w:t>Axios sends the selected operation to the Flask API; the backend algorithm reads the active graph state.</w:t>
       </w:r>
     </w:p>
     <w:p>
@@ -561,7 +561,7 @@
         <w:spacing w:after="40"/>
       </w:pPr>
       <w:r>
-        <w:t>Display the resulting route, traversal, component or critical-link information.</w:t>
+        <w:t>The dashboard displays router counts, components, route results, and the ReactFlow graph.</w:t>
       </w:r>
     </w:p>
     <w:p>
@@ -570,7 +570,7 @@
         <w:spacing w:after="40"/>
       </w:pPr>
       <w:r>
-        <w:t>For a failure, remove the selected link and recompute connectivity.</w:t>
+        <w:t>After a router failure or restoration, the frontend reloads network data and clears the old route result. Link failure and restoration are supported by API endpoints.</w:t>
       </w:r>
     </w:p>
     <w:p>
@@ -579,7 +579,7 @@
         <w:spacing w:after="40"/>
       </w:pPr>
       <w:r>
-        <w:t>Allow the user to reset the demonstration network.</w:t>
+        <w:t>Reset restores a fresh copy of the sample topology through POST /api/reset.</w:t>
       </w:r>
     </w:p>
     <w:p>
@@ -596,7 +596,7 @@
         <w:spacing w:after="100"/>
       </w:pPr>
       <w:r>
-        <w:t>When a link failure is simulated, the selected edge is removed from both adjacency lists. The program then computes connected components again. If the original source and destination remain in the same component, a route may still exist. Dijkstra can then be used to find the least-cost alternate route. If they are separated into different components, no route exists in the current network.</w:t>
+        <w:t>Failures are represented by Boolean status flags rather than deleting graph records. A router marked failed has no active neighbors; a failed link is excluded from traversal. The API can fail and restore either routers or links. After the UI changes a router state, it reloads the topology; the user can then run BFS or Dijkstra again to inspect a route in the updated graph. State is currently held in the Flask process and is not persistent storage.</w:t>
       </w:r>
     </w:p>
     <w:p>
@@ -613,7 +613,7 @@
         <w:spacing w:after="100"/>
       </w:pPr>
       <w:r>
-        <w:t>Consider the demonstration network containing A, B, C, D, E and F. If a link is removed, the simulator prints the components before and after the failure. A user can then request a shortest route between any two routers. This makes the recovery decision visible instead of returning only a final status.</w:t>
+        <w:t>For the supplied sample network, GET /api/network reports 8 operational routers in 1 connected component. Dijkstra from R1 to R8 returns R1 -&gt; R3 -&gt; R4 -&gt; R5 -&gt; R7 -&gt; R8 with total cost 11. BFS returns R1 -&gt; R3 -&gt; R5 -&gt; R7 -&gt; R8 with 4 hops. The critical-connections endpoint identifies R7-R8 as a critical link for this topology.</w:t>
       </w:r>
     </w:p>
     <w:p>
@@ -630,21 +630,7 @@
         <w:spacing w:after="100"/>
       </w:pPr>
       <w:r>
-        <w:t>Dijkstra:</w:t>
-        <w:br/>
-        <w:t>1. Set distance of every router to infinity.</w:t>
-        <w:br/>
-        <w:t>2. Set source distance to 0.</w:t>
-        <w:br/>
-        <w:t>3. Insert source into a priority queue.</w:t>
-        <w:br/>
-        <w:t>4. Remove the router with minimum tentative distance.</w:t>
-        <w:br/>
-        <w:t>5. Relax every neighboring link.</w:t>
-        <w:br/>
-        <w:t>6. Repeat until the queue is empty or the target is reached.</w:t>
-        <w:br/>
-        <w:t>7. Reconstruct the path using parent pointers.</w:t>
+        <w:t>Route request flow: 1. The frontend sends the selected source, target, and algorithm to Flask. 2. The backend obtains operational neighbors from the Graph model. 3. BFS or Dijkstra calculates a path. 4. The API returns the path and hops or cost. 5. React displays the result and passes the path to ReactFlow for highlighting and animation.</w:t>
       </w:r>
     </w:p>
     <w:p>
@@ -652,19 +638,7 @@
         <w:spacing w:after="100"/>
       </w:pPr>
       <w:r>
-        <w:t>Failure simulation:</w:t>
-        <w:br/>
-        <w:t>1. Record connected components.</w:t>
-        <w:br/>
-        <w:t>2. Remove the failed link.</w:t>
-        <w:br/>
-        <w:t>3. Recompute connected components.</w:t>
-        <w:br/>
-        <w:t>4. Compare the results.</w:t>
-        <w:br/>
-        <w:t>5. If source and destination remain connected, run Dijkstra.</w:t>
-        <w:br/>
-        <w:t>6. Otherwise report that no current route exists.</w:t>
+        <w:t>Failure flow: 1. The user fails or restores a router in the dashboard, or calls a link failure/restore endpoint. 2. The graph updates the corresponding status flag. 3. The frontend reloads network data after its router controls, or an API client requests the updated network. 4. Traversals and component calculations ignore failed elements. 5. A new route request determines whether an alternate route remains available.</w:t>
       </w:r>
     </w:p>
     <w:p>
@@ -699,7 +673,7 @@
         <w:spacing w:after="40"/>
       </w:pPr>
       <w:r>
-        <w:t>Normal shortest path: select two connected routers and verify that Dijkstra returns a route and total cost.</w:t>
+        <w:t>Frontend production build: npm --prefix frontend run build; Vite completed successfully during project verification.</w:t>
       </w:r>
     </w:p>
     <w:p>
@@ -708,7 +682,7 @@
         <w:spacing w:after="40"/>
       </w:pPr>
       <w:r>
-        <w:t>BFS traversal: start from router A and verify that reachable routers are visited.</w:t>
+        <w:t>Network API smoke check: GET /api/network returned HTTP 200 and the routers, links, components, and component_count fields.</w:t>
       </w:r>
     </w:p>
     <w:p>
@@ -717,7 +691,7 @@
         <w:spacing w:after="40"/>
       </w:pPr>
       <w:r>
-        <w:t>DFS traversal: start from router A and verify that all reachable routers are explored.</w:t>
+        <w:t>Dijkstra sample check: R1 to R8 returned a path with cost 11.</w:t>
       </w:r>
     </w:p>
     <w:p>
@@ -726,7 +700,7 @@
         <w:spacing w:after="40"/>
       </w:pPr>
       <w:r>
-        <w:t>Single-link failure: remove a link and compare components before and after the failure.</w:t>
+        <w:t>BFS sample check: R1 to R8 returned a path with 4 hops.</w:t>
       </w:r>
     </w:p>
     <w:p>
@@ -735,7 +709,7 @@
         <w:spacing w:after="40"/>
       </w:pPr>
       <w:r>
-        <w:t>Disconnected case: remove a sufficiently important link and verify that separated routers have no route.</w:t>
+        <w:t>Failure behavior: fail and restore routers/links through their API endpoints, then check that components and routes reflect the active graph.</w:t>
       </w:r>
     </w:p>
     <w:p>
@@ -744,7 +718,7 @@
         <w:spacing w:after="40"/>
       </w:pPr>
       <w:r>
-        <w:t>Critical connections: run the bridge detector and display the links identified as critical.</w:t>
+        <w:t>Critical connection sample check: the current sample identifies R7-R8 as a critical link.</w:t>
       </w:r>
     </w:p>
     <w:p>
@@ -761,7 +735,7 @@
         <w:spacing w:after="100"/>
       </w:pPr>
       <w:r>
-        <w:t>The simulator should correctly distinguish between a network that remains connected and one that becomes partitioned. Dijkstra should return the least-cost path when non-negative link costs are available. BFS and DFS should visit all routers reachable from their starting point. Connected components should group the remaining reachable routers after failures.</w:t>
+        <w:t>On the included topology, all eight routers start operational and connected in one component. Dijkstra and BFS can return different paths because one minimizes total positive cost while the other minimizes hop count. DFS, components, failure operations, and critical-link analysis are available in the backend. The browser dashboard currently provides interactive route analysis for BFS/Dijkstra and router fail/restore controls.</w:t>
       </w:r>
     </w:p>
     <w:p>
@@ -779,7 +753,7 @@
         <w:spacing w:after="40"/>
       </w:pPr>
       <w:r>
-        <w:t>Demonstrates several important graph algorithms in one application.</w:t>
+        <w:t>Combines a working web interface with a Python graph-algorithm backend.</w:t>
       </w:r>
     </w:p>
     <w:p>
@@ -788,7 +762,7 @@
         <w:spacing w:after="40"/>
       </w:pPr>
       <w:r>
-        <w:t>Makes network failure behavior easy to understand.</w:t>
+        <w:t>Makes active routers, failures, components, and routes visible in one dashboard.</w:t>
       </w:r>
     </w:p>
     <w:p>
@@ -797,7 +771,7 @@
         <w:spacing w:after="40"/>
       </w:pPr>
       <w:r>
-        <w:t>Shows both connectivity and route cost.</w:t>
+        <w:t>Distinguishes least-cost routing from minimum-hop routing.</w:t>
       </w:r>
     </w:p>
     <w:p>
@@ -806,7 +780,7 @@
         <w:spacing w:after="40"/>
       </w:pPr>
       <w:r>
-        <w:t>Can be extended to a graphical network visualization.</w:t>
+        <w:t>Uses live backend topology data to draw links and animate the selected route.</w:t>
       </w:r>
     </w:p>
     <w:p>
@@ -815,7 +789,7 @@
         <w:spacing w:after="40"/>
       </w:pPr>
       <w:r>
-        <w:t>Can be connected to Flask and React for a web-based hackathon interface.</w:t>
+        <w:t>Provides HTTP API endpoints that can be exercised independently of the dashboard.</w:t>
       </w:r>
     </w:p>
     <w:p>
@@ -833,7 +807,7 @@
         <w:spacing w:after="40"/>
       </w:pPr>
       <w:r>
-        <w:t>Add a React network diagram with routers and links.</w:t>
+        <w:t>Add dashboard controls for link failure and restoration, matching the existing API endpoints.</w:t>
       </w:r>
     </w:p>
     <w:p>
@@ -842,7 +816,7 @@
         <w:spacing w:after="40"/>
       </w:pPr>
       <w:r>
-        <w:t>Allow users to create, edit and delete routers and links.</w:t>
+        <w:t>Allow users to create and edit routers, links, and link costs instead of using only the sample topology.</w:t>
       </w:r>
     </w:p>
     <w:p>
@@ -851,7 +825,7 @@
         <w:spacing w:after="40"/>
       </w:pPr>
       <w:r>
-        <w:t>Animate BFS, DFS and Dijkstra decisions.</w:t>
+        <w:t>Add step-by-step BFS, DFS, and Dijkstra exploration animations.</w:t>
       </w:r>
     </w:p>
     <w:p>
@@ -860,7 +834,7 @@
         <w:spacing w:after="40"/>
       </w:pPr>
       <w:r>
-        <w:t>Show route changes automatically after every failure.</w:t>
+        <w:t>Offer an explicit reroute action or automatically calculate a new route after a failure.</w:t>
       </w:r>
     </w:p>
     <w:p>
@@ -869,7 +843,7 @@
         <w:spacing w:after="40"/>
       </w:pPr>
       <w:r>
-        <w:t>Store network scenarios in a database.</w:t>
+        <w:t>Persist topology and failure state in shared storage, especially for Vercel serverless deployments where process memory is not durable.</w:t>
       </w:r>
     </w:p>
     <w:p>
@@ -878,7 +852,7 @@
         <w:spacing w:after="40"/>
       </w:pPr>
       <w:r>
-        <w:t>Add multiple simultaneous failures and recovery suggestions.</w:t>
+        <w:t>Add automated assertions for API contracts, algorithm edge cases, and concurrent or repeated failure operations.</w:t>
       </w:r>
     </w:p>
     <w:p>
@@ -895,7 +869,7 @@
         <w:spacing w:after="100"/>
       </w:pPr>
       <w:r>
-        <w:t>The Network Failure Recovery Simulator converts the supplied Problem 55 requirement into an algorithm-centric prototype. It represents the network as a graph, simulates link failures, finds least-cost routes, explores connectivity with BFS and DFS, and identifies disconnected components and critical connections. The design is intentionally modular so that the Python algorithm core can later be exposed through Flask and visualized with React.</w:t>
+        <w:t>The implemented Problem 55 project is a full-stack network failure recovery simulator: a Python/Flask API maintains an undirected weighted graph and provides routing, traversal, connectivity, and failure operations, while a JavaScript/React dashboard visualizes the topology and supports route analysis and router controls. The report distinguishes existing backend capabilities from current UI controls and identifies persistence, link controls, and deeper automated testing as future improvements.</w:t>
       </w:r>
     </w:p>
     <w:p>
@@ -912,7 +886,7 @@
         <w:spacing w:after="100"/>
       </w:pPr>
       <w:r>
-        <w:t>DAA HACKATHON • 100 ALGORITHMIC PROJECT CHALLENGES, Problem 55: Network Failure Recovery Simulator, supplied project statement. fileciteturn3file1</w:t>
+        <w:t>Project brief: DAA Hackathon, Problem 55 - Network Failure Recovery Simulator. Implementation references: backend/app.py, backend/models/graph.py, backend/algorithms/, frontend/src/App.jsx, frontend/src/components/NetworkGraph.jsx, frontend/package.json, and vercel.json.</w:t>
       </w:r>
     </w:p>
     <w:sectPr>
